--- a/data/outputs/v2/General_Science/SS1.7_Microorganisms/General_Science_Microorganisms_FinalExplanation_TeacherKey.docx
+++ b/data/outputs/v2/General_Science/SS1.7_Microorganisms/General_Science_Microorganisms_FinalExplanation_TeacherKey.docx
@@ -1826,7 +1826,7 @@
         </w:rPr>
         <w:t xml:space="preserve">© 2026 SeaVuria and ARES. This work is licensed under a </w:t>
       </w:r>
-      <w:hyperlink w:history="1" r:id="rIdhy9tuj1jefxmcwrrzn2p3">
+      <w:hyperlink w:history="1" r:id="rIdyfubmxgc6n0lcjzbigbag">
         <w:r>
           <w:rPr>
             <w:rFonts w:ascii="Arial" w:cs="Arial" w:eastAsia="Arial" w:hAnsi="Arial"/>
@@ -1846,7 +1846,7 @@
         </w:rPr>
         <w:t xml:space="preserve"> (</w:t>
       </w:r>
-      <w:hyperlink w:history="1" r:id="rIdfx-gp5pczbdno9sjqd3ep">
+      <w:hyperlink w:history="1" r:id="rId4rpcxco8jukrjczlkhvyq">
         <w:r>
           <w:rPr>
             <w:rFonts w:ascii="Arial" w:cs="Arial" w:eastAsia="Arial" w:hAnsi="Arial"/>
@@ -1866,7 +1866,7 @@
         </w:rPr>
         <w:t xml:space="preserve">). To view a copy of this license, visit </w:t>
       </w:r>
-      <w:hyperlink w:history="1" r:id="rIdd9z3g34mmi0mgmzrafxlz">
+      <w:hyperlink w:history="1" r:id="rIdr_o0zbhwssxttcb5f6xxj">
         <w:r>
           <w:rPr>
             <w:rFonts w:ascii="Arial" w:cs="Arial" w:eastAsia="Arial" w:hAnsi="Arial"/>

--- a/data/outputs/v2/General_Science/SS1.7_Microorganisms/General_Science_Microorganisms_FinalExplanation_TeacherKey.docx
+++ b/data/outputs/v2/General_Science/SS1.7_Microorganisms/General_Science_Microorganisms_FinalExplanation_TeacherKey.docx
@@ -1826,7 +1826,7 @@
         </w:rPr>
         <w:t xml:space="preserve">© 2026 SeaVuria and ARES. This work is licensed under a </w:t>
       </w:r>
-      <w:hyperlink w:history="1" r:id="rIdyfubmxgc6n0lcjzbigbag">
+      <w:hyperlink w:history="1" r:id="rIdiqnz2gfte8io9p4gb462u">
         <w:r>
           <w:rPr>
             <w:rFonts w:ascii="Arial" w:cs="Arial" w:eastAsia="Arial" w:hAnsi="Arial"/>
@@ -1846,7 +1846,7 @@
         </w:rPr>
         <w:t xml:space="preserve"> (</w:t>
       </w:r>
-      <w:hyperlink w:history="1" r:id="rId4rpcxco8jukrjczlkhvyq">
+      <w:hyperlink w:history="1" r:id="rIdp_04hjph7dpxcx86mrbjh">
         <w:r>
           <w:rPr>
             <w:rFonts w:ascii="Arial" w:cs="Arial" w:eastAsia="Arial" w:hAnsi="Arial"/>
@@ -1866,7 +1866,7 @@
         </w:rPr>
         <w:t xml:space="preserve">). To view a copy of this license, visit </w:t>
       </w:r>
-      <w:hyperlink w:history="1" r:id="rIdr_o0zbhwssxttcb5f6xxj">
+      <w:hyperlink w:history="1" r:id="rIddmkbf2x_0gir9s4qqca_1">
         <w:r>
           <w:rPr>
             <w:rFonts w:ascii="Arial" w:cs="Arial" w:eastAsia="Arial" w:hAnsi="Arial"/>

--- a/data/outputs/v2/General_Science/SS1.7_Microorganisms/General_Science_Microorganisms_FinalExplanation_TeacherKey.docx
+++ b/data/outputs/v2/General_Science/SS1.7_Microorganisms/General_Science_Microorganisms_FinalExplanation_TeacherKey.docx
@@ -1826,7 +1826,7 @@
         </w:rPr>
         <w:t xml:space="preserve">© 2026 SeaVuria and ARES. This work is licensed under a </w:t>
       </w:r>
-      <w:hyperlink w:history="1" r:id="rIdiqnz2gfte8io9p4gb462u">
+      <w:hyperlink w:history="1" r:id="rIdb93p3lrxv4ar57aaj6ibj">
         <w:r>
           <w:rPr>
             <w:rFonts w:ascii="Arial" w:cs="Arial" w:eastAsia="Arial" w:hAnsi="Arial"/>
@@ -1846,7 +1846,7 @@
         </w:rPr>
         <w:t xml:space="preserve"> (</w:t>
       </w:r>
-      <w:hyperlink w:history="1" r:id="rIdp_04hjph7dpxcx86mrbjh">
+      <w:hyperlink w:history="1" r:id="rId34pbuqg9blivzk1b5ltbn">
         <w:r>
           <w:rPr>
             <w:rFonts w:ascii="Arial" w:cs="Arial" w:eastAsia="Arial" w:hAnsi="Arial"/>
@@ -1866,7 +1866,7 @@
         </w:rPr>
         <w:t xml:space="preserve">). To view a copy of this license, visit </w:t>
       </w:r>
-      <w:hyperlink w:history="1" r:id="rIddmkbf2x_0gir9s4qqca_1">
+      <w:hyperlink w:history="1" r:id="rIdgudipnuh8k7nveqysooe_">
         <w:r>
           <w:rPr>
             <w:rFonts w:ascii="Arial" w:cs="Arial" w:eastAsia="Arial" w:hAnsi="Arial"/>

--- a/data/outputs/v2/General_Science/SS1.7_Microorganisms/General_Science_Microorganisms_FinalExplanation_TeacherKey.docx
+++ b/data/outputs/v2/General_Science/SS1.7_Microorganisms/General_Science_Microorganisms_FinalExplanation_TeacherKey.docx
@@ -1826,7 +1826,7 @@
         </w:rPr>
         <w:t xml:space="preserve">© 2026 SeaVuria and ARES. This work is licensed under a </w:t>
       </w:r>
-      <w:hyperlink w:history="1" r:id="rIdb93p3lrxv4ar57aaj6ibj">
+      <w:hyperlink w:history="1" r:id="rIdjccay-bmczndisipo0xij">
         <w:r>
           <w:rPr>
             <w:rFonts w:ascii="Arial" w:cs="Arial" w:eastAsia="Arial" w:hAnsi="Arial"/>
@@ -1846,7 +1846,7 @@
         </w:rPr>
         <w:t xml:space="preserve"> (</w:t>
       </w:r>
-      <w:hyperlink w:history="1" r:id="rId34pbuqg9blivzk1b5ltbn">
+      <w:hyperlink w:history="1" r:id="rIddcluiyvao0nk1fh9rt3ku">
         <w:r>
           <w:rPr>
             <w:rFonts w:ascii="Arial" w:cs="Arial" w:eastAsia="Arial" w:hAnsi="Arial"/>
@@ -1866,7 +1866,7 @@
         </w:rPr>
         <w:t xml:space="preserve">). To view a copy of this license, visit </w:t>
       </w:r>
-      <w:hyperlink w:history="1" r:id="rIdgudipnuh8k7nveqysooe_">
+      <w:hyperlink w:history="1" r:id="rIdczkzulfblo8w30pgjvkwd">
         <w:r>
           <w:rPr>
             <w:rFonts w:ascii="Arial" w:cs="Arial" w:eastAsia="Arial" w:hAnsi="Arial"/>

--- a/data/outputs/v2/General_Science/SS1.7_Microorganisms/General_Science_Microorganisms_FinalExplanation_TeacherKey.docx
+++ b/data/outputs/v2/General_Science/SS1.7_Microorganisms/General_Science_Microorganisms_FinalExplanation_TeacherKey.docx
@@ -4,6 +4,7 @@
   <w:body>
     <w:p>
       <w:pPr>
+        <w:keepNext w:val="false"/>
         <w:spacing w:after="30" w:before="0"/>
         <w:jc w:val="center"/>
       </w:pPr>
@@ -23,6 +24,7 @@
     </w:p>
     <w:p>
       <w:pPr>
+        <w:keepNext w:val="false"/>
         <w:spacing w:after="60" w:before="0"/>
         <w:jc w:val="center"/>
       </w:pPr>
@@ -81,6 +83,7 @@
           </w:tcPr>
           <w:p>
             <w:pPr>
+              <w:keepNext w:val="false"/>
               <w:spacing w:after="40" w:before="0"/>
               <w:jc w:val="center"/>
             </w:pPr>
@@ -116,6 +119,7 @@
           </w:tcPr>
           <w:p>
             <w:pPr>
+              <w:keepNext w:val="false"/>
               <w:spacing w:after="40" w:before="0"/>
               <w:jc w:val="center"/>
             </w:pPr>
@@ -176,6 +180,7 @@
           </w:tcPr>
           <w:p>
             <w:pPr>
+              <w:keepNext w:val="false"/>
               <w:spacing w:after="40" w:before="0"/>
               <w:jc w:val="center"/>
             </w:pPr>
@@ -210,6 +215,7 @@
           </w:tcPr>
           <w:p>
             <w:pPr>
+              <w:keepNext w:val="false"/>
               <w:spacing w:after="40" w:before="0"/>
               <w:jc w:val="left"/>
             </w:pPr>
@@ -271,6 +277,7 @@
           </w:tcPr>
           <w:p>
             <w:pPr>
+              <w:keepNext/>
               <w:spacing w:after="40" w:before="0"/>
               <w:jc w:val="center"/>
             </w:pPr>
@@ -305,6 +312,7 @@
           </w:tcPr>
           <w:p>
             <w:pPr>
+              <w:keepNext w:val="false"/>
               <w:spacing w:after="40" w:before="0"/>
               <w:jc w:val="left"/>
             </w:pPr>
@@ -337,6 +345,7 @@
           </w:tcPr>
           <w:p>
             <w:pPr>
+              <w:keepNext w:val="false"/>
               <w:spacing w:after="40" w:before="0"/>
               <w:jc w:val="left"/>
             </w:pPr>
@@ -398,6 +407,7 @@
           </w:tcPr>
           <w:p>
             <w:pPr>
+              <w:keepNext/>
               <w:spacing w:after="40" w:before="0"/>
               <w:jc w:val="center"/>
             </w:pPr>
@@ -432,6 +442,7 @@
           </w:tcPr>
           <w:p>
             <w:pPr>
+              <w:keepNext w:val="false"/>
               <w:spacing w:after="40" w:before="0"/>
               <w:jc w:val="left"/>
             </w:pPr>
@@ -464,6 +475,7 @@
           </w:tcPr>
           <w:p>
             <w:pPr>
+              <w:keepNext w:val="false"/>
               <w:spacing w:after="40" w:before="0"/>
               <w:jc w:val="left"/>
             </w:pPr>
@@ -525,6 +537,7 @@
           </w:tcPr>
           <w:p>
             <w:pPr>
+              <w:keepNext/>
               <w:spacing w:after="40" w:before="0"/>
               <w:jc w:val="center"/>
             </w:pPr>
@@ -559,6 +572,7 @@
           </w:tcPr>
           <w:p>
             <w:pPr>
+              <w:keepNext w:val="false"/>
               <w:spacing w:after="40" w:before="0"/>
               <w:jc w:val="left"/>
             </w:pPr>
@@ -591,6 +605,7 @@
           </w:tcPr>
           <w:p>
             <w:pPr>
+              <w:keepNext w:val="false"/>
               <w:spacing w:after="40" w:before="0"/>
               <w:jc w:val="left"/>
             </w:pPr>
@@ -652,6 +667,7 @@
           </w:tcPr>
           <w:p>
             <w:pPr>
+              <w:keepNext/>
               <w:spacing w:after="40" w:before="0"/>
               <w:jc w:val="center"/>
             </w:pPr>
@@ -686,6 +702,7 @@
           </w:tcPr>
           <w:p>
             <w:pPr>
+              <w:keepNext w:val="false"/>
               <w:spacing w:after="40" w:before="0"/>
               <w:jc w:val="left"/>
             </w:pPr>
@@ -718,6 +735,7 @@
           </w:tcPr>
           <w:p>
             <w:pPr>
+              <w:keepNext w:val="false"/>
               <w:spacing w:after="40" w:before="0"/>
               <w:jc w:val="left"/>
             </w:pPr>
@@ -779,6 +797,7 @@
           </w:tcPr>
           <w:p>
             <w:pPr>
+              <w:keepNext/>
               <w:spacing w:after="40" w:before="0"/>
               <w:jc w:val="center"/>
             </w:pPr>
@@ -813,6 +832,7 @@
           </w:tcPr>
           <w:p>
             <w:pPr>
+              <w:keepNext w:val="false"/>
               <w:spacing w:after="40" w:before="0"/>
               <w:jc w:val="left"/>
             </w:pPr>
@@ -845,6 +865,7 @@
           </w:tcPr>
           <w:p>
             <w:pPr>
+              <w:keepNext w:val="false"/>
               <w:spacing w:after="40" w:before="0"/>
               <w:jc w:val="left"/>
             </w:pPr>
@@ -908,6 +929,7 @@
           </w:tcPr>
           <w:p>
             <w:pPr>
+              <w:keepNext w:val="false"/>
               <w:spacing w:after="40" w:before="0"/>
               <w:jc w:val="center"/>
             </w:pPr>
@@ -942,6 +964,7 @@
           </w:tcPr>
           <w:p>
             <w:pPr>
+              <w:keepNext w:val="false"/>
               <w:spacing w:after="40" w:before="0"/>
               <w:jc w:val="left"/>
             </w:pPr>
@@ -974,6 +997,7 @@
           </w:tcPr>
           <w:p>
             <w:pPr>
+              <w:keepNext w:val="false"/>
               <w:spacing w:after="40" w:before="0"/>
               <w:jc w:val="left"/>
             </w:pPr>
@@ -1006,6 +1030,7 @@
           </w:tcPr>
           <w:p>
             <w:pPr>
+              <w:keepNext w:val="false"/>
               <w:spacing w:after="40" w:before="0"/>
               <w:jc w:val="left"/>
             </w:pPr>
@@ -1038,6 +1063,7 @@
           </w:tcPr>
           <w:p>
             <w:pPr>
+              <w:keepNext w:val="false"/>
               <w:spacing w:after="40" w:before="0"/>
               <w:jc w:val="left"/>
             </w:pPr>
@@ -1072,6 +1098,7 @@
           </w:tcPr>
           <w:p>
             <w:pPr>
+              <w:keepNext w:val="false"/>
               <w:spacing w:after="40" w:before="0"/>
               <w:jc w:val="left"/>
             </w:pPr>
@@ -1104,6 +1131,7 @@
           </w:tcPr>
           <w:p>
             <w:pPr>
+              <w:keepNext w:val="false"/>
               <w:spacing w:after="40" w:before="0"/>
               <w:jc w:val="left"/>
             </w:pPr>
@@ -1136,6 +1164,7 @@
           </w:tcPr>
           <w:p>
             <w:pPr>
+              <w:keepNext w:val="false"/>
               <w:spacing w:after="40" w:before="0"/>
               <w:jc w:val="left"/>
             </w:pPr>
@@ -1168,6 +1197,7 @@
           </w:tcPr>
           <w:p>
             <w:pPr>
+              <w:keepNext w:val="false"/>
               <w:spacing w:after="40" w:before="0"/>
               <w:jc w:val="left"/>
             </w:pPr>
@@ -1202,6 +1232,7 @@
           </w:tcPr>
           <w:p>
             <w:pPr>
+              <w:keepNext w:val="false"/>
               <w:spacing w:after="40" w:before="0"/>
               <w:jc w:val="left"/>
             </w:pPr>
@@ -1234,6 +1265,7 @@
           </w:tcPr>
           <w:p>
             <w:pPr>
+              <w:keepNext w:val="false"/>
               <w:spacing w:after="40" w:before="0"/>
               <w:jc w:val="left"/>
             </w:pPr>
@@ -1266,6 +1298,7 @@
           </w:tcPr>
           <w:p>
             <w:pPr>
+              <w:keepNext w:val="false"/>
               <w:spacing w:after="40" w:before="0"/>
               <w:jc w:val="left"/>
             </w:pPr>
@@ -1298,6 +1331,7 @@
           </w:tcPr>
           <w:p>
             <w:pPr>
+              <w:keepNext w:val="false"/>
               <w:spacing w:after="40" w:before="0"/>
               <w:jc w:val="left"/>
             </w:pPr>
@@ -1332,6 +1366,7 @@
           </w:tcPr>
           <w:p>
             <w:pPr>
+              <w:keepNext w:val="false"/>
               <w:spacing w:after="40" w:before="0"/>
               <w:jc w:val="left"/>
             </w:pPr>
@@ -1364,6 +1399,7 @@
           </w:tcPr>
           <w:p>
             <w:pPr>
+              <w:keepNext w:val="false"/>
               <w:spacing w:after="40" w:before="0"/>
               <w:jc w:val="left"/>
             </w:pPr>
@@ -1396,6 +1432,7 @@
           </w:tcPr>
           <w:p>
             <w:pPr>
+              <w:keepNext w:val="false"/>
               <w:spacing w:after="40" w:before="0"/>
               <w:jc w:val="left"/>
             </w:pPr>
@@ -1428,6 +1465,7 @@
           </w:tcPr>
           <w:p>
             <w:pPr>
+              <w:keepNext w:val="false"/>
               <w:spacing w:after="40" w:before="0"/>
               <w:jc w:val="left"/>
             </w:pPr>
@@ -1462,6 +1500,7 @@
           </w:tcPr>
           <w:p>
             <w:pPr>
+              <w:keepNext w:val="false"/>
               <w:spacing w:after="40" w:before="0"/>
               <w:jc w:val="left"/>
             </w:pPr>
@@ -1494,6 +1533,7 @@
           </w:tcPr>
           <w:p>
             <w:pPr>
+              <w:keepNext w:val="false"/>
               <w:spacing w:after="40" w:before="0"/>
               <w:jc w:val="left"/>
             </w:pPr>
@@ -1526,6 +1566,7 @@
           </w:tcPr>
           <w:p>
             <w:pPr>
+              <w:keepNext w:val="false"/>
               <w:spacing w:after="40" w:before="0"/>
               <w:jc w:val="left"/>
             </w:pPr>
@@ -1558,6 +1599,7 @@
           </w:tcPr>
           <w:p>
             <w:pPr>
+              <w:keepNext w:val="false"/>
               <w:spacing w:after="40" w:before="0"/>
               <w:jc w:val="left"/>
             </w:pPr>
@@ -1592,6 +1634,7 @@
           </w:tcPr>
           <w:p>
             <w:pPr>
+              <w:keepNext w:val="false"/>
               <w:spacing w:after="40" w:before="0"/>
               <w:jc w:val="left"/>
             </w:pPr>
@@ -1624,6 +1667,7 @@
           </w:tcPr>
           <w:p>
             <w:pPr>
+              <w:keepNext w:val="false"/>
               <w:spacing w:after="40" w:before="0"/>
               <w:jc w:val="left"/>
             </w:pPr>
@@ -1656,6 +1700,7 @@
           </w:tcPr>
           <w:p>
             <w:pPr>
+              <w:keepNext w:val="false"/>
               <w:spacing w:after="40" w:before="0"/>
               <w:jc w:val="left"/>
             </w:pPr>
@@ -1688,6 +1733,7 @@
           </w:tcPr>
           <w:p>
             <w:pPr>
+              <w:keepNext w:val="false"/>
               <w:spacing w:after="40" w:before="0"/>
               <w:jc w:val="left"/>
             </w:pPr>
@@ -1826,7 +1872,7 @@
         </w:rPr>
         <w:t xml:space="preserve">© 2026 SeaVuria and ARES. This work is licensed under a </w:t>
       </w:r>
-      <w:hyperlink w:history="1" r:id="rIdjccay-bmczndisipo0xij">
+      <w:hyperlink w:history="1" r:id="rIdix5qwpoqqxgut6hiilryj">
         <w:r>
           <w:rPr>
             <w:rFonts w:ascii="Arial" w:cs="Arial" w:eastAsia="Arial" w:hAnsi="Arial"/>
@@ -1846,7 +1892,7 @@
         </w:rPr>
         <w:t xml:space="preserve"> (</w:t>
       </w:r>
-      <w:hyperlink w:history="1" r:id="rIddcluiyvao0nk1fh9rt3ku">
+      <w:hyperlink w:history="1" r:id="rIdcxofrjhsnipnupzye6oc_">
         <w:r>
           <w:rPr>
             <w:rFonts w:ascii="Arial" w:cs="Arial" w:eastAsia="Arial" w:hAnsi="Arial"/>
@@ -1866,7 +1912,7 @@
         </w:rPr>
         <w:t xml:space="preserve">). To view a copy of this license, visit </w:t>
       </w:r>
-      <w:hyperlink w:history="1" r:id="rIdczkzulfblo8w30pgjvkwd">
+      <w:hyperlink w:history="1" r:id="rId0c5e1cuc-kincba7wnlrr">
         <w:r>
           <w:rPr>
             <w:rFonts w:ascii="Arial" w:cs="Arial" w:eastAsia="Arial" w:hAnsi="Arial"/>

--- a/data/outputs/v2/General_Science/SS1.7_Microorganisms/General_Science_Microorganisms_FinalExplanation_TeacherKey.docx
+++ b/data/outputs/v2/General_Science/SS1.7_Microorganisms/General_Science_Microorganisms_FinalExplanation_TeacherKey.docx
@@ -1872,7 +1872,7 @@
         </w:rPr>
         <w:t xml:space="preserve">© 2026 SeaVuria and ARES. This work is licensed under a </w:t>
       </w:r>
-      <w:hyperlink w:history="1" r:id="rIdix5qwpoqqxgut6hiilryj">
+      <w:hyperlink w:history="1" r:id="rIdiiwsxjcjtgy-z-tq5j_gk">
         <w:r>
           <w:rPr>
             <w:rFonts w:ascii="Arial" w:cs="Arial" w:eastAsia="Arial" w:hAnsi="Arial"/>
@@ -1892,7 +1892,7 @@
         </w:rPr>
         <w:t xml:space="preserve"> (</w:t>
       </w:r>
-      <w:hyperlink w:history="1" r:id="rIdcxofrjhsnipnupzye6oc_">
+      <w:hyperlink w:history="1" r:id="rIdsjoikxj6ytj9ywebh_jp3">
         <w:r>
           <w:rPr>
             <w:rFonts w:ascii="Arial" w:cs="Arial" w:eastAsia="Arial" w:hAnsi="Arial"/>
@@ -1912,7 +1912,7 @@
         </w:rPr>
         <w:t xml:space="preserve">). To view a copy of this license, visit </w:t>
       </w:r>
-      <w:hyperlink w:history="1" r:id="rId0c5e1cuc-kincba7wnlrr">
+      <w:hyperlink w:history="1" r:id="rIdipufpg6mnvvioaaviu-h-">
         <w:r>
           <w:rPr>
             <w:rFonts w:ascii="Arial" w:cs="Arial" w:eastAsia="Arial" w:hAnsi="Arial"/>
